--- a/templates/exercise-template-ex3.docx
+++ b/templates/exercise-template-ex3.docx
@@ -133,7 +133,7 @@
         </m:r>
         <m:r>
           <m:rPr>
-            <m:sty m:val="b"/>
+            <m:sty m:val="bi"/>
           </m:rPr>
           <m:t>p</m:t>
         </m:r>
@@ -160,7 +160,7 @@
         </m:r>
         <m:r>
           <m:rPr>
-            <m:sty m:val="b"/>
+            <m:sty m:val="bi"/>
           </m:rPr>
           <m:t>q</m:t>
         </m:r>
@@ -206,7 +206,7 @@
         </m:r>
         <m:r>
           <m:rPr>
-            <m:sty m:val="b"/>
+            <m:sty m:val="bi"/>
           </m:rPr>
           <m:t>q</m:t>
         </m:r>
@@ -226,7 +226,7 @@
       <m:oMath>
         <m:r>
           <m:rPr>
-            <m:sty m:val="b"/>
+            <m:sty m:val="bi"/>
           </m:rPr>
           <m:t>q</m:t>
         </m:r>
@@ -476,7 +476,7 @@
         <w:t xml:space="preserve"> </w:t>
       </w:r>
       <w:r>
-        <w:t xml:space="preserve">How is this realted to the number of levels?</w:t>
+        <w:t xml:space="preserve">How is this related to the number of levels?</w:t>
       </w:r>
     </w:p>
     <w:p>

--- a/templates/exercise-template-ex3.docx
+++ b/templates/exercise-template-ex3.docx
@@ -380,24 +380,15 @@
         <w:br/>
       </w:r>
       <w:r>
-        <w:t xml:space="preserve">How can this scheme retain detailed balance when</w:t>
+        <w:t xml:space="preserve">How can this scheme retain detailed balance when moving a particle from</w:t>
       </w:r>
       <w:r>
         <w:t xml:space="preserve"> </w:t>
       </w:r>
       <m:oMath>
-        <m:sSub>
-          <m:e>
-            <m:r>
-              <m:t>N</m:t>
-            </m:r>
-          </m:e>
-          <m:sub>
-            <m:r>
-              <m:t>i</m:t>
-            </m:r>
-          </m:sub>
-        </m:sSub>
+        <m:r>
+          <m:t>i</m:t>
+        </m:r>
         <m:r>
           <m:rPr>
             <m:sty m:val="p"/>
@@ -409,30 +400,21 @@
         </m:r>
       </m:oMath>
       <w:r>
-        <w:t xml:space="preserve">? Note that</w:t>
+        <w:t xml:space="preserve">? Note that the energy level</w:t>
       </w:r>
       <w:r>
         <w:t xml:space="preserve"> </w:t>
       </w:r>
       <m:oMath>
-        <m:sSub>
-          <m:e>
-            <m:r>
-              <m:t>N</m:t>
-            </m:r>
-          </m:e>
-          <m:sub>
-            <m:r>
-              <m:t>i</m:t>
-            </m:r>
-          </m:sub>
-        </m:sSub>
+        <m:r>
+          <m:t>i</m:t>
+        </m:r>
       </m:oMath>
       <w:r>
         <w:t xml:space="preserve"> </w:t>
       </w:r>
       <w:r>
-        <w:t xml:space="preserve">cannot be negative.</w:t>
+        <w:t xml:space="preserve">cannot be negative in the harmonic oscillator.</w:t>
       </w:r>
     </w:p>
     <w:p>

--- a/templates/exercise-template-ex3.docx
+++ b/templates/exercise-template-ex3.docx
@@ -380,7 +380,7 @@
         <w:br/>
       </w:r>
       <w:r>
-        <w:t xml:space="preserve">How can this scheme retain detailed balance when moving a particle from</w:t>
+        <w:t xml:space="preserve">How can this scheme retain detailed balance when moving a particle from energy level</w:t>
       </w:r>
       <w:r>
         <w:t xml:space="preserve"> </w:t>
@@ -400,7 +400,7 @@
         </m:r>
       </m:oMath>
       <w:r>
-        <w:t xml:space="preserve">? Note that the energy level</w:t>
+        <w:t xml:space="preserve">? Note that</w:t>
       </w:r>
       <w:r>
         <w:t xml:space="preserve"> </w:t>

--- a/templates/exercise-template-ex3.docx
+++ b/templates/exercise-template-ex3.docx
@@ -685,90 +685,129 @@
         <w:t xml:space="preserve"> </w:t>
       </w:r>
       <m:oMath>
-        <m:sSup>
+        <m:r>
+          <m:t>P</m:t>
+        </m:r>
+        <m:r>
+          <m:rPr>
+            <m:sty m:val="p"/>
+          </m:rPr>
+          <m:t>(</m:t>
+        </m:r>
+        <m:r>
+          <m:t>o</m:t>
+        </m:r>
+        <m:r>
+          <m:rPr>
+            <m:sty m:val="p"/>
+          </m:rPr>
+          <m:t>→</m:t>
+        </m:r>
+        <m:r>
+          <m:t>o</m:t>
+        </m:r>
+        <m:r>
+          <m:rPr>
+            <m:sty m:val="p"/>
+          </m:rPr>
+          <m:t>)</m:t>
+        </m:r>
+      </m:oMath>
+      <w:r>
+        <w:t xml:space="preserve"> </w:t>
+      </w:r>
+      <w:r>
+        <w:t xml:space="preserve">(</w:t>
+      </w:r>
+      <w:r>
+        <w:rPr>
+          <w:i/>
+          <w:iCs/>
+        </w:rPr>
+        <w:t xml:space="preserve">i.e</w:t>
+      </w:r>
+      <w:r>
+        <w:t xml:space="preserve"> </w:t>
+      </w:r>
+      <w:r>
+        <w:t xml:space="preserve">the probability that you stay in the old configuration) and recall that probabilities are normalised and think about what it means in terms of the transition matrix</w:t>
+      </w:r>
+      <w:r>
+        <w:t xml:space="preserve"> </w:t>
+      </w:r>
+      <m:oMath>
+        <m:sSub>
           <m:e>
             <m:r>
               <m:t>P</m:t>
             </m:r>
           </m:e>
-          <m:sup>
+          <m:sub>
             <m:r>
-              <m:rPr>
-                <m:sty m:val="p"/>
-              </m:rPr>
-              <m:t>′</m:t>
+              <m:t>i</m:t>
             </m:r>
-          </m:sup>
-        </m:sSup>
+            <m:r>
+              <m:t>j</m:t>
+            </m:r>
+          </m:sub>
+        </m:sSub>
         <m:r>
           <m:rPr>
             <m:sty m:val="p"/>
           </m:rPr>
+          <m:t>=</m:t>
+        </m:r>
+        <m:r>
+          <m:t>P</m:t>
+        </m:r>
+        <m:r>
+          <m:rPr>
+            <m:sty m:val="p"/>
+          </m:rPr>
           <m:t>(</m:t>
         </m:r>
         <m:r>
+          <m:t>i</m:t>
+        </m:r>
+        <m:r>
+          <m:t>i</m:t>
+        </m:r>
+        <m:r>
+          <m:t>g</m:t>
+        </m:r>
+        <m:r>
+          <m:t>h</m:t>
+        </m:r>
+        <m:r>
+          <m:t>t</m:t>
+        </m:r>
+        <m:r>
+          <m:t>a</m:t>
+        </m:r>
+        <m:r>
+          <m:t>r</m:t>
+        </m:r>
+        <m:r>
+          <m:t>r</m:t>
+        </m:r>
+        <m:r>
           <m:t>o</m:t>
         </m:r>
         <m:r>
+          <m:t>w</m:t>
+        </m:r>
+        <m:r>
+          <m:t>j</m:t>
+        </m:r>
+        <m:r>
           <m:rPr>
             <m:sty m:val="p"/>
           </m:rPr>
-          <m:t>→</m:t>
-        </m:r>
-        <m:r>
-          <m:t>o</m:t>
-        </m:r>
-        <m:r>
-          <m:rPr>
-            <m:sty m:val="p"/>
-          </m:rPr>
           <m:t>)</m:t>
         </m:r>
       </m:oMath>
       <w:r>
-        <w:t xml:space="preserve"> </w:t>
-      </w:r>
-      <w:r>
-        <w:t xml:space="preserve">(</w:t>
-      </w:r>
-      <w:r>
-        <w:rPr>
-          <w:i/>
-          <w:iCs/>
-        </w:rPr>
-        <w:t xml:space="preserve">i.e</w:t>
-      </w:r>
-      <w:r>
-        <w:t xml:space="preserve"> </w:t>
-      </w:r>
-      <w:r>
-        <w:t xml:space="preserve">the probability that you stay in the old configuration) and recall that the transition probability</w:t>
-      </w:r>
-      <w:r>
-        <w:t xml:space="preserve"> </w:t>
-      </w:r>
-      <m:oMath>
-        <m:sSup>
-          <m:e>
-            <m:r>
-              <m:t>P</m:t>
-            </m:r>
-          </m:e>
-          <m:sup>
-            <m:r>
-              <m:rPr>
-                <m:sty m:val="p"/>
-              </m:rPr>
-              <m:t>′</m:t>
-            </m:r>
-          </m:sup>
-        </m:sSup>
-      </m:oMath>
-      <w:r>
-        <w:t xml:space="preserve"> </w:t>
-      </w:r>
-      <w:r>
-        <w:t xml:space="preserve">is normalised.</w:t>
+        <w:t xml:space="preserve">.</w:t>
       </w:r>
     </w:p>
     <w:p>

--- a/templates/exercise-template-ex3.docx
+++ b/templates/exercise-template-ex3.docx
@@ -770,31 +770,10 @@
           <m:t>i</m:t>
         </m:r>
         <m:r>
-          <m:t>i</m:t>
-        </m:r>
-        <m:r>
-          <m:t>g</m:t>
-        </m:r>
-        <m:r>
-          <m:t>h</m:t>
-        </m:r>
-        <m:r>
-          <m:t>t</m:t>
-        </m:r>
-        <m:r>
-          <m:t>a</m:t>
-        </m:r>
-        <m:r>
-          <m:t>r</m:t>
-        </m:r>
-        <m:r>
-          <m:t>r</m:t>
-        </m:r>
-        <m:r>
-          <m:t>o</m:t>
-        </m:r>
-        <m:r>
-          <m:t>w</m:t>
+          <m:rPr>
+            <m:sty m:val="p"/>
+          </m:rPr>
+          <m:t>→</m:t>
         </m:r>
         <m:r>
           <m:t>j</m:t>

--- a/templates/exercise-template-ex3.docx
+++ b/templates/exercise-template-ex3.docx
@@ -786,7 +786,7 @@
         </m:r>
       </m:oMath>
       <w:r>
-        <w:t xml:space="preserve">.</w:t>
+        <w:t xml:space="preserve">. It might be helpful to think of a simpler example e.g. a cat on a ladder.</w:t>
       </w:r>
     </w:p>
     <w:p>
